--- a/EGT307_Contribution.docx
+++ b/EGT307_Contribution.docx
@@ -569,6 +569,13 @@
                       <w:color w:val="2E74B5" w:themeColor="accent1" w:themeShade="BF"/>
                     </w:rPr>
                   </w:pPr>
+                  <w:r>
+                    <w:rPr>
+                      <w:bCs/>
+                      <w:color w:val="2E74B5" w:themeColor="accent1" w:themeShade="BF"/>
+                    </w:rPr>
+                    <w:t>Machine Learning Services</w:t>
+                  </w:r>
                 </w:p>
               </w:tc>
             </w:tr>
@@ -631,6 +638,13 @@
                       <w:color w:val="2E74B5" w:themeColor="accent1" w:themeShade="BF"/>
                     </w:rPr>
                   </w:pPr>
+                  <w:r>
+                    <w:rPr>
+                      <w:bCs/>
+                      <w:color w:val="2E74B5" w:themeColor="accent1" w:themeShade="BF"/>
+                    </w:rPr>
+                    <w:t>Backend API</w:t>
+                  </w:r>
                 </w:p>
               </w:tc>
             </w:tr>
@@ -693,6 +707,13 @@
                       <w:color w:val="2E74B5" w:themeColor="accent1" w:themeShade="BF"/>
                     </w:rPr>
                   </w:pPr>
+                  <w:r>
+                    <w:rPr>
+                      <w:bCs/>
+                      <w:color w:val="2E74B5" w:themeColor="accent1" w:themeShade="BF"/>
+                    </w:rPr>
+                    <w:t>Frontend Dahboard</w:t>
+                  </w:r>
                 </w:p>
               </w:tc>
             </w:tr>
@@ -708,6 +729,13 @@
                       <w:color w:val="2E74B5" w:themeColor="accent1" w:themeShade="BF"/>
                     </w:rPr>
                   </w:pPr>
+                  <w:r>
+                    <w:rPr>
+                      <w:bCs/>
+                      <w:color w:val="2E74B5" w:themeColor="accent1" w:themeShade="BF"/>
+                    </w:rPr>
+                    <w:t>Louis</w:t>
+                  </w:r>
                 </w:p>
               </w:tc>
               <w:tc>
@@ -734,6 +762,13 @@
                       <w:color w:val="2E74B5" w:themeColor="accent1" w:themeShade="BF"/>
                     </w:rPr>
                   </w:pPr>
+                  <w:r>
+                    <w:rPr>
+                      <w:bCs/>
+                      <w:color w:val="2E74B5" w:themeColor="accent1" w:themeShade="BF"/>
+                    </w:rPr>
+                    <w:t>Database Services</w:t>
+                  </w:r>
                 </w:p>
               </w:tc>
             </w:tr>
@@ -2935,6 +2970,7 @@
   <w:style w:type="character" w:default="1" w:styleId="DefaultParagraphFont">
     <w:name w:val="Default Paragraph Font"/>
     <w:uiPriority w:val="1"/>
+    <w:semiHidden/>
     <w:unhideWhenUsed/>
   </w:style>
   <w:style w:type="table" w:default="1" w:styleId="TableNormal">

--- a/EGT307_Contribution.docx
+++ b/EGT307_Contribution.docx
@@ -574,7 +574,14 @@
                       <w:bCs/>
                       <w:color w:val="2E74B5" w:themeColor="accent1" w:themeShade="BF"/>
                     </w:rPr>
-                    <w:t>Machine Learning Services</w:t>
+                    <w:t>Frontend Dashboard</w:t>
+                  </w:r>
+                  <w:r>
+                    <w:rPr>
+                      <w:bCs/>
+                      <w:color w:val="2E74B5" w:themeColor="accent1" w:themeShade="BF"/>
+                    </w:rPr>
+                    <w:t>, Notification Service</w:t>
                   </w:r>
                 </w:p>
               </w:tc>
@@ -712,7 +719,7 @@
                       <w:bCs/>
                       <w:color w:val="2E74B5" w:themeColor="accent1" w:themeShade="BF"/>
                     </w:rPr>
-                    <w:t>Frontend Dahboard</w:t>
+                    <w:t>Machine Learning</w:t>
                   </w:r>
                 </w:p>
               </w:tc>
@@ -749,6 +756,20 @@
                       <w:color w:val="2E74B5" w:themeColor="accent1" w:themeShade="BF"/>
                     </w:rPr>
                   </w:pPr>
+                  <w:r>
+                    <w:rPr>
+                      <w:bCs/>
+                      <w:color w:val="2E74B5" w:themeColor="accent1" w:themeShade="BF"/>
+                    </w:rPr>
+                    <w:t>@</w:t>
+                  </w:r>
+                  <w:r>
+                    <w:rPr>
+                      <w:bCs/>
+                      <w:color w:val="2E74B5" w:themeColor="accent1" w:themeShade="BF"/>
+                    </w:rPr>
+                    <w:t>231783n</w:t>
+                  </w:r>
                 </w:p>
               </w:tc>
               <w:tc>
@@ -2970,7 +2991,6 @@
   <w:style w:type="character" w:default="1" w:styleId="DefaultParagraphFont">
     <w:name w:val="Default Paragraph Font"/>
     <w:uiPriority w:val="1"/>
-    <w:semiHidden/>
     <w:unhideWhenUsed/>
   </w:style>
   <w:style w:type="table" w:default="1" w:styleId="TableNormal">

--- a/EGT307_Contribution.docx
+++ b/EGT307_Contribution.docx
@@ -741,7 +741,14 @@
                       <w:bCs/>
                       <w:color w:val="2E74B5" w:themeColor="accent1" w:themeShade="BF"/>
                     </w:rPr>
-                    <w:t>Louis</w:t>
+                    <w:t>L</w:t>
+                  </w:r>
+                  <w:r>
+                    <w:rPr>
+                      <w:bCs/>
+                      <w:color w:val="2E74B5" w:themeColor="accent1" w:themeShade="BF"/>
+                    </w:rPr>
+                    <w:t>OUIS</w:t>
                   </w:r>
                 </w:p>
               </w:tc>
@@ -783,6 +790,13 @@
                       <w:color w:val="2E74B5" w:themeColor="accent1" w:themeShade="BF"/>
                     </w:rPr>
                   </w:pPr>
+                  <w:r>
+                    <w:rPr>
+                      <w:bCs/>
+                      <w:color w:val="2E74B5" w:themeColor="accent1" w:themeShade="BF"/>
+                    </w:rPr>
+                    <w:t xml:space="preserve">Data Ingestion, </w:t>
+                  </w:r>
                   <w:r>
                     <w:rPr>
                       <w:bCs/>
@@ -851,42 +865,72 @@
                 <w:bCs/>
               </w:rPr>
             </w:pPr>
-          </w:p>
-          <w:p>
-            <w:pPr>
-              <w:rPr>
-                <w:bCs/>
-                <w:color w:val="000000" w:themeColor="text1"/>
-                <w:lang w:val="en-US"/>
-              </w:rPr>
-            </w:pPr>
-          </w:p>
-          <w:p>
-            <w:pPr>
-              <w:rPr>
-                <w:bCs/>
-                <w:color w:val="000000" w:themeColor="text1"/>
-                <w:lang w:val="en-US"/>
-              </w:rPr>
-            </w:pPr>
-          </w:p>
-          <w:p>
-            <w:pPr>
-              <w:rPr>
-                <w:bCs/>
-                <w:color w:val="000000" w:themeColor="text1"/>
-                <w:lang w:val="en-US"/>
-              </w:rPr>
-            </w:pPr>
-          </w:p>
-          <w:p>
-            <w:pPr>
-              <w:rPr>
-                <w:bCs/>
-                <w:color w:val="000000" w:themeColor="text1"/>
-                <w:lang w:val="en-US"/>
-              </w:rPr>
-            </w:pPr>
+            <w:r>
+              <w:rPr>
+                <w:bCs/>
+              </w:rPr>
+              <w:t>Wei Guan is the group leader for this project. His responsibilities is to ensure that every member has a task and meets the deadline. He oversaw the Frontend Dashboard and Notification Service</w:t>
+            </w:r>
+          </w:p>
+          <w:p>
+            <w:pPr>
+              <w:rPr>
+                <w:bCs/>
+              </w:rPr>
+            </w:pPr>
+          </w:p>
+          <w:p>
+            <w:pPr>
+              <w:rPr>
+                <w:bCs/>
+              </w:rPr>
+            </w:pPr>
+            <w:r>
+              <w:rPr>
+                <w:bCs/>
+              </w:rPr>
+              <w:t>Shun Wei oversaw the Backend API. Aside from his microservices, he suggested the notification and Ingestion as microservice.</w:t>
+            </w:r>
+          </w:p>
+          <w:p>
+            <w:pPr>
+              <w:rPr>
+                <w:bCs/>
+              </w:rPr>
+            </w:pPr>
+          </w:p>
+          <w:p>
+            <w:pPr>
+              <w:rPr>
+                <w:bCs/>
+              </w:rPr>
+            </w:pPr>
+            <w:r>
+              <w:rPr>
+                <w:bCs/>
+              </w:rPr>
+              <w:t>Derek oversaw the Machine Learning, ensuring that the data is cleaned and the model is trained.</w:t>
+            </w:r>
+          </w:p>
+          <w:p>
+            <w:pPr>
+              <w:rPr>
+                <w:bCs/>
+              </w:rPr>
+            </w:pPr>
+          </w:p>
+          <w:p>
+            <w:pPr>
+              <w:rPr>
+                <w:bCs/>
+              </w:rPr>
+            </w:pPr>
+            <w:r>
+              <w:rPr>
+                <w:bCs/>
+              </w:rPr>
+              <w:t>Louis oversaw the Data Ingestion and Database setup, ensuring that the data are transferred for analysis.</w:t>
+            </w:r>
           </w:p>
           <w:p>
             <w:pPr>
@@ -1053,35 +1097,6 @@
         </w:tc>
       </w:tr>
     </w:tbl>
-    <w:p>
-      <w:pPr>
-        <w:pStyle w:val="Heading1"/>
-        <w:jc w:val="center"/>
-        <w:rPr>
-          <w:b/>
-          <w:lang w:val="en-US"/>
-        </w:rPr>
-      </w:pPr>
-    </w:p>
-    <w:p>
-      <w:pPr>
-        <w:rPr>
-          <w:rFonts w:asciiTheme="majorHAnsi" w:eastAsiaTheme="majorEastAsia" w:hAnsiTheme="majorHAnsi" w:cstheme="majorBidi"/>
-          <w:b/>
-          <w:color w:val="2E74B5" w:themeColor="accent1" w:themeShade="BF"/>
-          <w:sz w:val="32"/>
-          <w:szCs w:val="32"/>
-          <w:lang w:val="en-US"/>
-        </w:rPr>
-      </w:pPr>
-      <w:r>
-        <w:rPr>
-          <w:b/>
-          <w:lang w:val="en-US"/>
-        </w:rPr>
-        <w:br w:type="page"/>
-      </w:r>
-    </w:p>
     <w:p>
       <w:pPr>
         <w:pStyle w:val="Heading1"/>
@@ -2991,6 +3006,7 @@
   <w:style w:type="character" w:default="1" w:styleId="DefaultParagraphFont">
     <w:name w:val="Default Paragraph Font"/>
     <w:uiPriority w:val="1"/>
+    <w:semiHidden/>
     <w:unhideWhenUsed/>
   </w:style>
   <w:style w:type="table" w:default="1" w:styleId="TableNormal">

--- a/EGT307_Contribution.docx
+++ b/EGT307_Contribution.docx
@@ -1,6 +1,6 @@
 
 <file path=word/document.xml><?xml version="1.0" encoding="utf-8"?>
-<w:document xmlns:wpc="http://schemas.microsoft.com/office/word/2010/wordprocessingCanvas" xmlns:cx="http://schemas.microsoft.com/office/drawing/2014/chartex" xmlns:cx1="http://schemas.microsoft.com/office/drawing/2015/9/8/chartex" xmlns:cx2="http://schemas.microsoft.com/office/drawing/2015/10/21/chartex" xmlns:cx3="http://schemas.microsoft.com/office/drawing/2016/5/9/chartex" xmlns:cx4="http://schemas.microsoft.com/office/drawing/2016/5/10/chartex" xmlns:cx5="http://schemas.microsoft.com/office/drawing/2016/5/11/chartex" xmlns:cx6="http://schemas.microsoft.com/office/drawing/2016/5/12/chartex" xmlns:cx7="http://schemas.microsoft.com/office/drawing/2016/5/13/chartex" xmlns:cx8="http://schemas.microsoft.com/office/drawing/2016/5/14/chartex" xmlns:mc="http://schemas.openxmlformats.org/markup-compatibility/2006" xmlns:aink="http://schemas.microsoft.com/office/drawing/2016/ink" xmlns:am3d="http://schemas.microsoft.com/office/drawing/2017/model3d" xmlns:o="urn:schemas-microsoft-com:office:office" xmlns:oel="http://schemas.microsoft.com/office/2019/extlst" xmlns:r="http://schemas.openxmlformats.org/officeDocument/2006/relationships" xmlns:m="http://schemas.openxmlformats.org/officeDocument/2006/math" xmlns:v="urn:schemas-microsoft-com:vml" xmlns:wp14="http://schemas.microsoft.com/office/word/2010/wordprocessingDrawing" xmlns:wp="http://schemas.openxmlformats.org/drawingml/2006/wordprocessingDrawing" xmlns:w10="urn:schemas-microsoft-com:office:word" xmlns:w="http://schemas.openxmlformats.org/wordprocessingml/2006/main" xmlns:w14="http://schemas.microsoft.com/office/word/2010/wordml" xmlns:w15="http://schemas.microsoft.com/office/word/2012/wordml" xmlns:w16cex="http://schemas.microsoft.com/office/word/2018/wordml/cex" xmlns:w16cid="http://schemas.microsoft.com/office/word/2016/wordml/cid" xmlns:w16="http://schemas.microsoft.com/office/word/2018/wordml" xmlns:w16du="http://schemas.microsoft.com/office/word/2023/wordml/word16du" xmlns:w16sdtdh="http://schemas.microsoft.com/office/word/2020/wordml/sdtdatahash" xmlns:w16sdtfl="http://schemas.microsoft.com/office/word/2024/wordml/sdtformatlock" xmlns:w16se="http://schemas.microsoft.com/office/word/2015/wordml/symex" xmlns:wpg="http://schemas.microsoft.com/office/word/2010/wordprocessingGroup" xmlns:wpi="http://schemas.microsoft.com/office/word/2010/wordprocessingInk" xmlns:wne="http://schemas.microsoft.com/office/word/2006/wordml" xmlns:wps="http://schemas.microsoft.com/office/word/2010/wordprocessingShape" mc:Ignorable="w14 w15 w16se w16cid w16 w16cex w16sdtdh w16sdtfl w16du wp14">
+<w:document xmlns:wpc="http://schemas.microsoft.com/office/word/2010/wordprocessingCanvas" xmlns:cx="http://schemas.microsoft.com/office/drawing/2014/chartex" xmlns:cx1="http://schemas.microsoft.com/office/drawing/2015/9/8/chartex" xmlns:cx2="http://schemas.microsoft.com/office/drawing/2015/10/21/chartex" xmlns:cx3="http://schemas.microsoft.com/office/drawing/2016/5/9/chartex" xmlns:cx4="http://schemas.microsoft.com/office/drawing/2016/5/10/chartex" xmlns:cx5="http://schemas.microsoft.com/office/drawing/2016/5/11/chartex" xmlns:cx6="http://schemas.microsoft.com/office/drawing/2016/5/12/chartex" xmlns:cx7="http://schemas.microsoft.com/office/drawing/2016/5/13/chartex" xmlns:cx8="http://schemas.microsoft.com/office/drawing/2016/5/14/chartex" xmlns:mc="http://schemas.openxmlformats.org/markup-compatibility/2006" xmlns:aink="http://schemas.microsoft.com/office/drawing/2016/ink" xmlns:am3d="http://schemas.microsoft.com/office/drawing/2017/model3d" xmlns:o="urn:schemas-microsoft-com:office:office" xmlns:oel="http://schemas.microsoft.com/office/2019/extlst" xmlns:r="http://schemas.openxmlformats.org/officeDocument/2006/relationships" xmlns:m="http://schemas.openxmlformats.org/officeDocument/2006/math" xmlns:v="urn:schemas-microsoft-com:vml" xmlns:wp14="http://schemas.microsoft.com/office/word/2010/wordprocessingDrawing" xmlns:wp="http://schemas.openxmlformats.org/drawingml/2006/wordprocessingDrawing" xmlns:w10="urn:schemas-microsoft-com:office:word" xmlns:w="http://schemas.openxmlformats.org/wordprocessingml/2006/main" xmlns:w14="http://schemas.microsoft.com/office/word/2010/wordml" xmlns:w15="http://schemas.microsoft.com/office/word/2012/wordml" xmlns:w16cei="http://schemas.microsoft.com/office/word/2026/wordml/cei" xmlns:w16cex="http://schemas.microsoft.com/office/word/2018/wordml/cex" xmlns:w16cid="http://schemas.microsoft.com/office/word/2016/wordml/cid" xmlns:w16="http://schemas.microsoft.com/office/word/2018/wordml" xmlns:w16du="http://schemas.microsoft.com/office/word/2023/wordml/word16du" xmlns:w16sdtdh="http://schemas.microsoft.com/office/word/2020/wordml/sdtdatahash" xmlns:w16sdtfl="http://schemas.microsoft.com/office/word/2024/wordml/sdtformatlock" xmlns:w16se="http://schemas.microsoft.com/office/word/2015/wordml/symex" xmlns:wpg="http://schemas.microsoft.com/office/word/2010/wordprocessingGroup" xmlns:wpi="http://schemas.microsoft.com/office/word/2010/wordprocessingInk" xmlns:wne="http://schemas.microsoft.com/office/word/2006/wordml" xmlns:wps="http://schemas.microsoft.com/office/word/2010/wordprocessingShape" mc:Ignorable="w14 w15 w16se w16cid w16 w16cex w16sdtdh w16sdtfl w16du wp14">
   <w:body>
     <w:p>
       <w:pPr>
@@ -583,74 +583,12 @@
                     </w:rPr>
                     <w:t>, Notification Service</w:t>
                   </w:r>
-                </w:p>
-              </w:tc>
-            </w:tr>
-            <w:tr>
-              <w:tc>
-                <w:tcPr>
-                  <w:tcW w:w="1999" w:type="dxa"/>
-                </w:tcPr>
-                <w:p>
-                  <w:pPr>
-                    <w:rPr>
-                      <w:bCs/>
-                      <w:color w:val="2E74B5" w:themeColor="accent1" w:themeShade="BF"/>
-                    </w:rPr>
-                  </w:pPr>
                   <w:r>
                     <w:rPr>
                       <w:bCs/>
                       <w:color w:val="2E74B5" w:themeColor="accent1" w:themeShade="BF"/>
                     </w:rPr>
-                    <w:t>SHUN WEI</w:t>
-                  </w:r>
-                </w:p>
-              </w:tc>
-              <w:tc>
-                <w:tcPr>
-                  <w:tcW w:w="2037" w:type="dxa"/>
-                </w:tcPr>
-                <w:p>
-                  <w:pPr>
-                    <w:rPr>
-                      <w:bCs/>
-                      <w:color w:val="2E74B5" w:themeColor="accent1" w:themeShade="BF"/>
-                    </w:rPr>
-                  </w:pPr>
-                  <w:r>
-                    <w:rPr>
-                      <w:bCs/>
-                      <w:color w:val="2E74B5" w:themeColor="accent1" w:themeShade="BF"/>
-                    </w:rPr>
-                    <w:t>@</w:t>
-                  </w:r>
-                  <w:r>
-                    <w:rPr>
-                      <w:bCs/>
-                      <w:color w:val="2E74B5" w:themeColor="accent1" w:themeShade="BF"/>
-                    </w:rPr>
-                    <w:t>Just-Kiwi</w:t>
-                  </w:r>
-                </w:p>
-              </w:tc>
-              <w:tc>
-                <w:tcPr>
-                  <w:tcW w:w="4631" w:type="dxa"/>
-                </w:tcPr>
-                <w:p>
-                  <w:pPr>
-                    <w:rPr>
-                      <w:bCs/>
-                      <w:color w:val="2E74B5" w:themeColor="accent1" w:themeShade="BF"/>
-                    </w:rPr>
-                  </w:pPr>
-                  <w:r>
-                    <w:rPr>
-                      <w:bCs/>
-                      <w:color w:val="2E74B5" w:themeColor="accent1" w:themeShade="BF"/>
-                    </w:rPr>
-                    <w:t>Backend API</w:t>
+                    <w:t>, Research</w:t>
                   </w:r>
                 </w:p>
               </w:tc>
@@ -672,7 +610,7 @@
                       <w:bCs/>
                       <w:color w:val="2E74B5" w:themeColor="accent1" w:themeShade="BF"/>
                     </w:rPr>
-                    <w:t>DEREK</w:t>
+                    <w:t>SHUN WEI</w:t>
                   </w:r>
                 </w:p>
               </w:tc>
@@ -699,7 +637,7 @@
                       <w:bCs/>
                       <w:color w:val="2E74B5" w:themeColor="accent1" w:themeShade="BF"/>
                     </w:rPr>
-                    <w:t>neversafe1412</w:t>
+                    <w:t>Just-Kiwi</w:t>
                   </w:r>
                 </w:p>
               </w:tc>
@@ -719,7 +657,14 @@
                       <w:bCs/>
                       <w:color w:val="2E74B5" w:themeColor="accent1" w:themeShade="BF"/>
                     </w:rPr>
-                    <w:t>Machine Learning</w:t>
+                    <w:t>Backend API</w:t>
+                  </w:r>
+                  <w:r>
+                    <w:rPr>
+                      <w:bCs/>
+                      <w:color w:val="2E74B5" w:themeColor="accent1" w:themeShade="BF"/>
+                    </w:rPr>
+                    <w:t>, Docker, Kubernetes</w:t>
                   </w:r>
                 </w:p>
               </w:tc>
@@ -741,6 +686,75 @@
                       <w:bCs/>
                       <w:color w:val="2E74B5" w:themeColor="accent1" w:themeShade="BF"/>
                     </w:rPr>
+                    <w:t>DEREK</w:t>
+                  </w:r>
+                </w:p>
+              </w:tc>
+              <w:tc>
+                <w:tcPr>
+                  <w:tcW w:w="2037" w:type="dxa"/>
+                </w:tcPr>
+                <w:p>
+                  <w:pPr>
+                    <w:rPr>
+                      <w:bCs/>
+                      <w:color w:val="2E74B5" w:themeColor="accent1" w:themeShade="BF"/>
+                    </w:rPr>
+                  </w:pPr>
+                  <w:r>
+                    <w:rPr>
+                      <w:bCs/>
+                      <w:color w:val="2E74B5" w:themeColor="accent1" w:themeShade="BF"/>
+                    </w:rPr>
+                    <w:t>@</w:t>
+                  </w:r>
+                  <w:r>
+                    <w:rPr>
+                      <w:bCs/>
+                      <w:color w:val="2E74B5" w:themeColor="accent1" w:themeShade="BF"/>
+                    </w:rPr>
+                    <w:t>neversafe1412</w:t>
+                  </w:r>
+                </w:p>
+              </w:tc>
+              <w:tc>
+                <w:tcPr>
+                  <w:tcW w:w="4631" w:type="dxa"/>
+                </w:tcPr>
+                <w:p>
+                  <w:pPr>
+                    <w:rPr>
+                      <w:bCs/>
+                      <w:color w:val="2E74B5" w:themeColor="accent1" w:themeShade="BF"/>
+                    </w:rPr>
+                  </w:pPr>
+                  <w:r>
+                    <w:rPr>
+                      <w:bCs/>
+                      <w:color w:val="2E74B5" w:themeColor="accent1" w:themeShade="BF"/>
+                    </w:rPr>
+                    <w:t xml:space="preserve">Data Ingestion, </w:t>
+                  </w:r>
+                </w:p>
+              </w:tc>
+            </w:tr>
+            <w:tr>
+              <w:tc>
+                <w:tcPr>
+                  <w:tcW w:w="1999" w:type="dxa"/>
+                </w:tcPr>
+                <w:p>
+                  <w:pPr>
+                    <w:rPr>
+                      <w:bCs/>
+                      <w:color w:val="2E74B5" w:themeColor="accent1" w:themeShade="BF"/>
+                    </w:rPr>
+                  </w:pPr>
+                  <w:r>
+                    <w:rPr>
+                      <w:bCs/>
+                      <w:color w:val="2E74B5" w:themeColor="accent1" w:themeShade="BF"/>
+                    </w:rPr>
                     <w:t>L</w:t>
                   </w:r>
                   <w:r>
@@ -795,7 +809,14 @@
                       <w:bCs/>
                       <w:color w:val="2E74B5" w:themeColor="accent1" w:themeShade="BF"/>
                     </w:rPr>
-                    <w:t xml:space="preserve">Data Ingestion, </w:t>
+                    <w:t>Machine Learning</w:t>
+                  </w:r>
+                  <w:r>
+                    <w:rPr>
+                      <w:bCs/>
+                      <w:color w:val="2E74B5" w:themeColor="accent1" w:themeShade="BF"/>
+                    </w:rPr>
+                    <w:t xml:space="preserve">, </w:t>
                   </w:r>
                   <w:r>
                     <w:rPr>
@@ -869,7 +890,21 @@
               <w:rPr>
                 <w:bCs/>
               </w:rPr>
-              <w:t>Wei Guan is the group leader for this project. His responsibilities is to ensure that every member has a task and meets the deadline. He oversaw the Frontend Dashboard and Notification Service</w:t>
+              <w:t xml:space="preserve">Wei Guan is the group leader for this project. His responsibilities </w:t>
+            </w:r>
+            <w:proofErr w:type="gramStart"/>
+            <w:r>
+              <w:rPr>
+                <w:bCs/>
+              </w:rPr>
+              <w:t>is</w:t>
+            </w:r>
+            <w:proofErr w:type="gramEnd"/>
+            <w:r>
+              <w:rPr>
+                <w:bCs/>
+              </w:rPr>
+              <w:t xml:space="preserve"> to ensure that every member has a task and meets the deadline. He oversaw the Frontend Dashboard and Notification Service</w:t>
             </w:r>
           </w:p>
           <w:p>
@@ -1489,7 +1524,7 @@
 </file>
 
 <file path=word/endnotes.xml><?xml version="1.0" encoding="utf-8"?>
-<w:endnotes xmlns:wpc="http://schemas.microsoft.com/office/word/2010/wordprocessingCanvas" xmlns:cx="http://schemas.microsoft.com/office/drawing/2014/chartex" xmlns:cx1="http://schemas.microsoft.com/office/drawing/2015/9/8/chartex" xmlns:cx2="http://schemas.microsoft.com/office/drawing/2015/10/21/chartex" xmlns:cx3="http://schemas.microsoft.com/office/drawing/2016/5/9/chartex" xmlns:cx4="http://schemas.microsoft.com/office/drawing/2016/5/10/chartex" xmlns:cx5="http://schemas.microsoft.com/office/drawing/2016/5/11/chartex" xmlns:cx6="http://schemas.microsoft.com/office/drawing/2016/5/12/chartex" xmlns:cx7="http://schemas.microsoft.com/office/drawing/2016/5/13/chartex" xmlns:cx8="http://schemas.microsoft.com/office/drawing/2016/5/14/chartex" xmlns:mc="http://schemas.openxmlformats.org/markup-compatibility/2006" xmlns:aink="http://schemas.microsoft.com/office/drawing/2016/ink" xmlns:am3d="http://schemas.microsoft.com/office/drawing/2017/model3d" xmlns:o="urn:schemas-microsoft-com:office:office" xmlns:oel="http://schemas.microsoft.com/office/2019/extlst" xmlns:r="http://schemas.openxmlformats.org/officeDocument/2006/relationships" xmlns:m="http://schemas.openxmlformats.org/officeDocument/2006/math" xmlns:v="urn:schemas-microsoft-com:vml" xmlns:wp14="http://schemas.microsoft.com/office/word/2010/wordprocessingDrawing" xmlns:wp="http://schemas.openxmlformats.org/drawingml/2006/wordprocessingDrawing" xmlns:w10="urn:schemas-microsoft-com:office:word" xmlns:w="http://schemas.openxmlformats.org/wordprocessingml/2006/main" xmlns:w14="http://schemas.microsoft.com/office/word/2010/wordml" xmlns:w15="http://schemas.microsoft.com/office/word/2012/wordml" xmlns:w16cex="http://schemas.microsoft.com/office/word/2018/wordml/cex" xmlns:w16cid="http://schemas.microsoft.com/office/word/2016/wordml/cid" xmlns:w16="http://schemas.microsoft.com/office/word/2018/wordml" xmlns:w16du="http://schemas.microsoft.com/office/word/2023/wordml/word16du" xmlns:w16sdtdh="http://schemas.microsoft.com/office/word/2020/wordml/sdtdatahash" xmlns:w16sdtfl="http://schemas.microsoft.com/office/word/2024/wordml/sdtformatlock" xmlns:w16se="http://schemas.microsoft.com/office/word/2015/wordml/symex" xmlns:wpg="http://schemas.microsoft.com/office/word/2010/wordprocessingGroup" xmlns:wpi="http://schemas.microsoft.com/office/word/2010/wordprocessingInk" xmlns:wne="http://schemas.microsoft.com/office/word/2006/wordml" xmlns:wps="http://schemas.microsoft.com/office/word/2010/wordprocessingShape" mc:Ignorable="w14 w15 w16se w16cid w16 w16cex w16sdtdh w16sdtfl w16du wp14">
+<w:endnotes xmlns:wpc="http://schemas.microsoft.com/office/word/2010/wordprocessingCanvas" xmlns:cx="http://schemas.microsoft.com/office/drawing/2014/chartex" xmlns:cx1="http://schemas.microsoft.com/office/drawing/2015/9/8/chartex" xmlns:cx2="http://schemas.microsoft.com/office/drawing/2015/10/21/chartex" xmlns:cx3="http://schemas.microsoft.com/office/drawing/2016/5/9/chartex" xmlns:cx4="http://schemas.microsoft.com/office/drawing/2016/5/10/chartex" xmlns:cx5="http://schemas.microsoft.com/office/drawing/2016/5/11/chartex" xmlns:cx6="http://schemas.microsoft.com/office/drawing/2016/5/12/chartex" xmlns:cx7="http://schemas.microsoft.com/office/drawing/2016/5/13/chartex" xmlns:cx8="http://schemas.microsoft.com/office/drawing/2016/5/14/chartex" xmlns:mc="http://schemas.openxmlformats.org/markup-compatibility/2006" xmlns:aink="http://schemas.microsoft.com/office/drawing/2016/ink" xmlns:am3d="http://schemas.microsoft.com/office/drawing/2017/model3d" xmlns:o="urn:schemas-microsoft-com:office:office" xmlns:oel="http://schemas.microsoft.com/office/2019/extlst" xmlns:r="http://schemas.openxmlformats.org/officeDocument/2006/relationships" xmlns:m="http://schemas.openxmlformats.org/officeDocument/2006/math" xmlns:v="urn:schemas-microsoft-com:vml" xmlns:wp14="http://schemas.microsoft.com/office/word/2010/wordprocessingDrawing" xmlns:wp="http://schemas.openxmlformats.org/drawingml/2006/wordprocessingDrawing" xmlns:w10="urn:schemas-microsoft-com:office:word" xmlns:w="http://schemas.openxmlformats.org/wordprocessingml/2006/main" xmlns:w14="http://schemas.microsoft.com/office/word/2010/wordml" xmlns:w15="http://schemas.microsoft.com/office/word/2012/wordml" xmlns:w16cei="http://schemas.microsoft.com/office/word/2026/wordml/cei" xmlns:w16cex="http://schemas.microsoft.com/office/word/2018/wordml/cex" xmlns:w16cid="http://schemas.microsoft.com/office/word/2016/wordml/cid" xmlns:w16="http://schemas.microsoft.com/office/word/2018/wordml" xmlns:w16du="http://schemas.microsoft.com/office/word/2023/wordml/word16du" xmlns:w16sdtdh="http://schemas.microsoft.com/office/word/2020/wordml/sdtdatahash" xmlns:w16sdtfl="http://schemas.microsoft.com/office/word/2024/wordml/sdtformatlock" xmlns:w16se="http://schemas.microsoft.com/office/word/2015/wordml/symex" xmlns:wpg="http://schemas.microsoft.com/office/word/2010/wordprocessingGroup" xmlns:wpi="http://schemas.microsoft.com/office/word/2010/wordprocessingInk" xmlns:wne="http://schemas.microsoft.com/office/word/2006/wordml" xmlns:wps="http://schemas.microsoft.com/office/word/2010/wordprocessingShape" mc:Ignorable="w14 w15 w16se w16cid w16 w16cex w16sdtdh w16sdtfl w16du wp14">
   <w:endnote w:type="separator" w:id="-1">
     <w:p>
       <w:r>
@@ -1508,7 +1543,7 @@
 </file>
 
 <file path=word/footnotes.xml><?xml version="1.0" encoding="utf-8"?>
-<w:footnotes xmlns:wpc="http://schemas.microsoft.com/office/word/2010/wordprocessingCanvas" xmlns:cx="http://schemas.microsoft.com/office/drawing/2014/chartex" xmlns:cx1="http://schemas.microsoft.com/office/drawing/2015/9/8/chartex" xmlns:cx2="http://schemas.microsoft.com/office/drawing/2015/10/21/chartex" xmlns:cx3="http://schemas.microsoft.com/office/drawing/2016/5/9/chartex" xmlns:cx4="http://schemas.microsoft.com/office/drawing/2016/5/10/chartex" xmlns:cx5="http://schemas.microsoft.com/office/drawing/2016/5/11/chartex" xmlns:cx6="http://schemas.microsoft.com/office/drawing/2016/5/12/chartex" xmlns:cx7="http://schemas.microsoft.com/office/drawing/2016/5/13/chartex" xmlns:cx8="http://schemas.microsoft.com/office/drawing/2016/5/14/chartex" xmlns:mc="http://schemas.openxmlformats.org/markup-compatibility/2006" xmlns:aink="http://schemas.microsoft.com/office/drawing/2016/ink" xmlns:am3d="http://schemas.microsoft.com/office/drawing/2017/model3d" xmlns:o="urn:schemas-microsoft-com:office:office" xmlns:oel="http://schemas.microsoft.com/office/2019/extlst" xmlns:r="http://schemas.openxmlformats.org/officeDocument/2006/relationships" xmlns:m="http://schemas.openxmlformats.org/officeDocument/2006/math" xmlns:v="urn:schemas-microsoft-com:vml" xmlns:wp14="http://schemas.microsoft.com/office/word/2010/wordprocessingDrawing" xmlns:wp="http://schemas.openxmlformats.org/drawingml/2006/wordprocessingDrawing" xmlns:w10="urn:schemas-microsoft-com:office:word" xmlns:w="http://schemas.openxmlformats.org/wordprocessingml/2006/main" xmlns:w14="http://schemas.microsoft.com/office/word/2010/wordml" xmlns:w15="http://schemas.microsoft.com/office/word/2012/wordml" xmlns:w16cex="http://schemas.microsoft.com/office/word/2018/wordml/cex" xmlns:w16cid="http://schemas.microsoft.com/office/word/2016/wordml/cid" xmlns:w16="http://schemas.microsoft.com/office/word/2018/wordml" xmlns:w16du="http://schemas.microsoft.com/office/word/2023/wordml/word16du" xmlns:w16sdtdh="http://schemas.microsoft.com/office/word/2020/wordml/sdtdatahash" xmlns:w16sdtfl="http://schemas.microsoft.com/office/word/2024/wordml/sdtformatlock" xmlns:w16se="http://schemas.microsoft.com/office/word/2015/wordml/symex" xmlns:wpg="http://schemas.microsoft.com/office/word/2010/wordprocessingGroup" xmlns:wpi="http://schemas.microsoft.com/office/word/2010/wordprocessingInk" xmlns:wne="http://schemas.microsoft.com/office/word/2006/wordml" xmlns:wps="http://schemas.microsoft.com/office/word/2010/wordprocessingShape" mc:Ignorable="w14 w15 w16se w16cid w16 w16cex w16sdtdh w16sdtfl w16du wp14">
+<w:footnotes xmlns:wpc="http://schemas.microsoft.com/office/word/2010/wordprocessingCanvas" xmlns:cx="http://schemas.microsoft.com/office/drawing/2014/chartex" xmlns:cx1="http://schemas.microsoft.com/office/drawing/2015/9/8/chartex" xmlns:cx2="http://schemas.microsoft.com/office/drawing/2015/10/21/chartex" xmlns:cx3="http://schemas.microsoft.com/office/drawing/2016/5/9/chartex" xmlns:cx4="http://schemas.microsoft.com/office/drawing/2016/5/10/chartex" xmlns:cx5="http://schemas.microsoft.com/office/drawing/2016/5/11/chartex" xmlns:cx6="http://schemas.microsoft.com/office/drawing/2016/5/12/chartex" xmlns:cx7="http://schemas.microsoft.com/office/drawing/2016/5/13/chartex" xmlns:cx8="http://schemas.microsoft.com/office/drawing/2016/5/14/chartex" xmlns:mc="http://schemas.openxmlformats.org/markup-compatibility/2006" xmlns:aink="http://schemas.microsoft.com/office/drawing/2016/ink" xmlns:am3d="http://schemas.microsoft.com/office/drawing/2017/model3d" xmlns:o="urn:schemas-microsoft-com:office:office" xmlns:oel="http://schemas.microsoft.com/office/2019/extlst" xmlns:r="http://schemas.openxmlformats.org/officeDocument/2006/relationships" xmlns:m="http://schemas.openxmlformats.org/officeDocument/2006/math" xmlns:v="urn:schemas-microsoft-com:vml" xmlns:wp14="http://schemas.microsoft.com/office/word/2010/wordprocessingDrawing" xmlns:wp="http://schemas.openxmlformats.org/drawingml/2006/wordprocessingDrawing" xmlns:w10="urn:schemas-microsoft-com:office:word" xmlns:w="http://schemas.openxmlformats.org/wordprocessingml/2006/main" xmlns:w14="http://schemas.microsoft.com/office/word/2010/wordml" xmlns:w15="http://schemas.microsoft.com/office/word/2012/wordml" xmlns:w16cei="http://schemas.microsoft.com/office/word/2026/wordml/cei" xmlns:w16cex="http://schemas.microsoft.com/office/word/2018/wordml/cex" xmlns:w16cid="http://schemas.microsoft.com/office/word/2016/wordml/cid" xmlns:w16="http://schemas.microsoft.com/office/word/2018/wordml" xmlns:w16du="http://schemas.microsoft.com/office/word/2023/wordml/word16du" xmlns:w16sdtdh="http://schemas.microsoft.com/office/word/2020/wordml/sdtdatahash" xmlns:w16sdtfl="http://schemas.microsoft.com/office/word/2024/wordml/sdtformatlock" xmlns:w16se="http://schemas.microsoft.com/office/word/2015/wordml/symex" xmlns:wpg="http://schemas.microsoft.com/office/word/2010/wordprocessingGroup" xmlns:wpi="http://schemas.microsoft.com/office/word/2010/wordprocessingInk" xmlns:wne="http://schemas.microsoft.com/office/word/2006/wordml" xmlns:wps="http://schemas.microsoft.com/office/word/2010/wordprocessingShape" mc:Ignorable="w14 w15 w16se w16cid w16 w16cex w16sdtdh w16sdtfl w16du wp14">
   <w:footnote w:type="separator" w:id="-1">
     <w:p>
       <w:r>
@@ -1527,7 +1562,7 @@
 </file>
 
 <file path=word/header1.xml><?xml version="1.0" encoding="utf-8"?>
-<w:hdr xmlns:wpc="http://schemas.microsoft.com/office/word/2010/wordprocessingCanvas" xmlns:cx="http://schemas.microsoft.com/office/drawing/2014/chartex" xmlns:cx1="http://schemas.microsoft.com/office/drawing/2015/9/8/chartex" xmlns:cx2="http://schemas.microsoft.com/office/drawing/2015/10/21/chartex" xmlns:cx3="http://schemas.microsoft.com/office/drawing/2016/5/9/chartex" xmlns:cx4="http://schemas.microsoft.com/office/drawing/2016/5/10/chartex" xmlns:cx5="http://schemas.microsoft.com/office/drawing/2016/5/11/chartex" xmlns:cx6="http://schemas.microsoft.com/office/drawing/2016/5/12/chartex" xmlns:cx7="http://schemas.microsoft.com/office/drawing/2016/5/13/chartex" xmlns:cx8="http://schemas.microsoft.com/office/drawing/2016/5/14/chartex" xmlns:mc="http://schemas.openxmlformats.org/markup-compatibility/2006" xmlns:aink="http://schemas.microsoft.com/office/drawing/2016/ink" xmlns:am3d="http://schemas.microsoft.com/office/drawing/2017/model3d" xmlns:o="urn:schemas-microsoft-com:office:office" xmlns:oel="http://schemas.microsoft.com/office/2019/extlst" xmlns:r="http://schemas.openxmlformats.org/officeDocument/2006/relationships" xmlns:m="http://schemas.openxmlformats.org/officeDocument/2006/math" xmlns:v="urn:schemas-microsoft-com:vml" xmlns:wp14="http://schemas.microsoft.com/office/word/2010/wordprocessingDrawing" xmlns:wp="http://schemas.openxmlformats.org/drawingml/2006/wordprocessingDrawing" xmlns:w10="urn:schemas-microsoft-com:office:word" xmlns:w="http://schemas.openxmlformats.org/wordprocessingml/2006/main" xmlns:w14="http://schemas.microsoft.com/office/word/2010/wordml" xmlns:w15="http://schemas.microsoft.com/office/word/2012/wordml" xmlns:w16cex="http://schemas.microsoft.com/office/word/2018/wordml/cex" xmlns:w16cid="http://schemas.microsoft.com/office/word/2016/wordml/cid" xmlns:w16="http://schemas.microsoft.com/office/word/2018/wordml" xmlns:w16du="http://schemas.microsoft.com/office/word/2023/wordml/word16du" xmlns:w16sdtdh="http://schemas.microsoft.com/office/word/2020/wordml/sdtdatahash" xmlns:w16sdtfl="http://schemas.microsoft.com/office/word/2024/wordml/sdtformatlock" xmlns:w16se="http://schemas.microsoft.com/office/word/2015/wordml/symex" xmlns:wpg="http://schemas.microsoft.com/office/word/2010/wordprocessingGroup" xmlns:wpi="http://schemas.microsoft.com/office/word/2010/wordprocessingInk" xmlns:wne="http://schemas.microsoft.com/office/word/2006/wordml" xmlns:wps="http://schemas.microsoft.com/office/word/2010/wordprocessingShape" mc:Ignorable="w14 w15 w16se w16cid w16 w16cex w16sdtdh w16sdtfl w16du wp14">
+<w:hdr xmlns:wpc="http://schemas.microsoft.com/office/word/2010/wordprocessingCanvas" xmlns:cx="http://schemas.microsoft.com/office/drawing/2014/chartex" xmlns:cx1="http://schemas.microsoft.com/office/drawing/2015/9/8/chartex" xmlns:cx2="http://schemas.microsoft.com/office/drawing/2015/10/21/chartex" xmlns:cx3="http://schemas.microsoft.com/office/drawing/2016/5/9/chartex" xmlns:cx4="http://schemas.microsoft.com/office/drawing/2016/5/10/chartex" xmlns:cx5="http://schemas.microsoft.com/office/drawing/2016/5/11/chartex" xmlns:cx6="http://schemas.microsoft.com/office/drawing/2016/5/12/chartex" xmlns:cx7="http://schemas.microsoft.com/office/drawing/2016/5/13/chartex" xmlns:cx8="http://schemas.microsoft.com/office/drawing/2016/5/14/chartex" xmlns:mc="http://schemas.openxmlformats.org/markup-compatibility/2006" xmlns:aink="http://schemas.microsoft.com/office/drawing/2016/ink" xmlns:am3d="http://schemas.microsoft.com/office/drawing/2017/model3d" xmlns:o="urn:schemas-microsoft-com:office:office" xmlns:oel="http://schemas.microsoft.com/office/2019/extlst" xmlns:r="http://schemas.openxmlformats.org/officeDocument/2006/relationships" xmlns:m="http://schemas.openxmlformats.org/officeDocument/2006/math" xmlns:v="urn:schemas-microsoft-com:vml" xmlns:wp14="http://schemas.microsoft.com/office/word/2010/wordprocessingDrawing" xmlns:wp="http://schemas.openxmlformats.org/drawingml/2006/wordprocessingDrawing" xmlns:w10="urn:schemas-microsoft-com:office:word" xmlns:w="http://schemas.openxmlformats.org/wordprocessingml/2006/main" xmlns:w14="http://schemas.microsoft.com/office/word/2010/wordml" xmlns:w15="http://schemas.microsoft.com/office/word/2012/wordml" xmlns:w16cei="http://schemas.microsoft.com/office/word/2026/wordml/cei" xmlns:w16cex="http://schemas.microsoft.com/office/word/2018/wordml/cex" xmlns:w16cid="http://schemas.microsoft.com/office/word/2016/wordml/cid" xmlns:w16="http://schemas.microsoft.com/office/word/2018/wordml" xmlns:w16du="http://schemas.microsoft.com/office/word/2023/wordml/word16du" xmlns:w16sdtdh="http://schemas.microsoft.com/office/word/2020/wordml/sdtdatahash" xmlns:w16sdtfl="http://schemas.microsoft.com/office/word/2024/wordml/sdtformatlock" xmlns:w16se="http://schemas.microsoft.com/office/word/2015/wordml/symex" xmlns:wpg="http://schemas.microsoft.com/office/word/2010/wordprocessingGroup" xmlns:wpi="http://schemas.microsoft.com/office/word/2010/wordprocessingInk" xmlns:wne="http://schemas.microsoft.com/office/word/2006/wordml" xmlns:wps="http://schemas.microsoft.com/office/word/2010/wordprocessingShape" mc:Ignorable="w14 w15 w16se w16cid w16 w16cex w16sdtdh w16sdtfl w16du wp14">
   <w:p>
     <w:pPr>
       <w:pStyle w:val="Header"/>
@@ -1650,7 +1685,7 @@
 </file>
 
 <file path=word/numbering.xml><?xml version="1.0" encoding="utf-8"?>
-<w:numbering xmlns:wpc="http://schemas.microsoft.com/office/word/2010/wordprocessingCanvas" xmlns:cx="http://schemas.microsoft.com/office/drawing/2014/chartex" xmlns:cx1="http://schemas.microsoft.com/office/drawing/2015/9/8/chartex" xmlns:cx2="http://schemas.microsoft.com/office/drawing/2015/10/21/chartex" xmlns:cx3="http://schemas.microsoft.com/office/drawing/2016/5/9/chartex" xmlns:cx4="http://schemas.microsoft.com/office/drawing/2016/5/10/chartex" xmlns:cx5="http://schemas.microsoft.com/office/drawing/2016/5/11/chartex" xmlns:cx6="http://schemas.microsoft.com/office/drawing/2016/5/12/chartex" xmlns:cx7="http://schemas.microsoft.com/office/drawing/2016/5/13/chartex" xmlns:cx8="http://schemas.microsoft.com/office/drawing/2016/5/14/chartex" xmlns:mc="http://schemas.openxmlformats.org/markup-compatibility/2006" xmlns:aink="http://schemas.microsoft.com/office/drawing/2016/ink" xmlns:am3d="http://schemas.microsoft.com/office/drawing/2017/model3d" xmlns:o="urn:schemas-microsoft-com:office:office" xmlns:oel="http://schemas.microsoft.com/office/2019/extlst" xmlns:r="http://schemas.openxmlformats.org/officeDocument/2006/relationships" xmlns:m="http://schemas.openxmlformats.org/officeDocument/2006/math" xmlns:v="urn:schemas-microsoft-com:vml" xmlns:wp14="http://schemas.microsoft.com/office/word/2010/wordprocessingDrawing" xmlns:wp="http://schemas.openxmlformats.org/drawingml/2006/wordprocessingDrawing" xmlns:w10="urn:schemas-microsoft-com:office:word" xmlns:w="http://schemas.openxmlformats.org/wordprocessingml/2006/main" xmlns:w14="http://schemas.microsoft.com/office/word/2010/wordml" xmlns:w15="http://schemas.microsoft.com/office/word/2012/wordml" xmlns:w16cex="http://schemas.microsoft.com/office/word/2018/wordml/cex" xmlns:w16cid="http://schemas.microsoft.com/office/word/2016/wordml/cid" xmlns:w16="http://schemas.microsoft.com/office/word/2018/wordml" xmlns:w16du="http://schemas.microsoft.com/office/word/2023/wordml/word16du" xmlns:w16sdtdh="http://schemas.microsoft.com/office/word/2020/wordml/sdtdatahash" xmlns:w16sdtfl="http://schemas.microsoft.com/office/word/2024/wordml/sdtformatlock" xmlns:w16se="http://schemas.microsoft.com/office/word/2015/wordml/symex" xmlns:wpg="http://schemas.microsoft.com/office/word/2010/wordprocessingGroup" xmlns:wpi="http://schemas.microsoft.com/office/word/2010/wordprocessingInk" xmlns:wne="http://schemas.microsoft.com/office/word/2006/wordml" xmlns:wps="http://schemas.microsoft.com/office/word/2010/wordprocessingShape" mc:Ignorable="w14 w15 w16se w16cid w16 w16cex w16sdtdh w16sdtfl w16du wp14">
+<w:numbering xmlns:wpc="http://schemas.microsoft.com/office/word/2010/wordprocessingCanvas" xmlns:cx="http://schemas.microsoft.com/office/drawing/2014/chartex" xmlns:cx1="http://schemas.microsoft.com/office/drawing/2015/9/8/chartex" xmlns:cx2="http://schemas.microsoft.com/office/drawing/2015/10/21/chartex" xmlns:cx3="http://schemas.microsoft.com/office/drawing/2016/5/9/chartex" xmlns:cx4="http://schemas.microsoft.com/office/drawing/2016/5/10/chartex" xmlns:cx5="http://schemas.microsoft.com/office/drawing/2016/5/11/chartex" xmlns:cx6="http://schemas.microsoft.com/office/drawing/2016/5/12/chartex" xmlns:cx7="http://schemas.microsoft.com/office/drawing/2016/5/13/chartex" xmlns:cx8="http://schemas.microsoft.com/office/drawing/2016/5/14/chartex" xmlns:mc="http://schemas.openxmlformats.org/markup-compatibility/2006" xmlns:aink="http://schemas.microsoft.com/office/drawing/2016/ink" xmlns:am3d="http://schemas.microsoft.com/office/drawing/2017/model3d" xmlns:o="urn:schemas-microsoft-com:office:office" xmlns:oel="http://schemas.microsoft.com/office/2019/extlst" xmlns:r="http://schemas.openxmlformats.org/officeDocument/2006/relationships" xmlns:m="http://schemas.openxmlformats.org/officeDocument/2006/math" xmlns:v="urn:schemas-microsoft-com:vml" xmlns:wp14="http://schemas.microsoft.com/office/word/2010/wordprocessingDrawing" xmlns:wp="http://schemas.openxmlformats.org/drawingml/2006/wordprocessingDrawing" xmlns:w10="urn:schemas-microsoft-com:office:word" xmlns:w="http://schemas.openxmlformats.org/wordprocessingml/2006/main" xmlns:w14="http://schemas.microsoft.com/office/word/2010/wordml" xmlns:w15="http://schemas.microsoft.com/office/word/2012/wordml" xmlns:w16cei="http://schemas.microsoft.com/office/word/2026/wordml/cei" xmlns:w16cex="http://schemas.microsoft.com/office/word/2018/wordml/cex" xmlns:w16cid="http://schemas.microsoft.com/office/word/2016/wordml/cid" xmlns:w16="http://schemas.microsoft.com/office/word/2018/wordml" xmlns:w16du="http://schemas.microsoft.com/office/word/2023/wordml/word16du" xmlns:w16sdtdh="http://schemas.microsoft.com/office/word/2020/wordml/sdtdatahash" xmlns:w16sdtfl="http://schemas.microsoft.com/office/word/2024/wordml/sdtformatlock" xmlns:w16se="http://schemas.microsoft.com/office/word/2015/wordml/symex" xmlns:wpg="http://schemas.microsoft.com/office/word/2010/wordprocessingGroup" xmlns:wpi="http://schemas.microsoft.com/office/word/2010/wordprocessingInk" xmlns:wne="http://schemas.microsoft.com/office/word/2006/wordml" xmlns:wps="http://schemas.microsoft.com/office/word/2010/wordprocessingShape" mc:Ignorable="w14 w15 w16se w16cid w16 w16cex w16sdtdh w16sdtfl w16du wp14">
   <w:abstractNum w:abstractNumId="0" w15:restartNumberingAfterBreak="0">
     <w:nsid w:val="016A7C5F"/>
     <w:multiLevelType w:val="hybridMultilevel"/>

--- a/EGT307_Contribution.docx
+++ b/EGT307_Contribution.docx
@@ -811,20 +811,6 @@
                     </w:rPr>
                     <w:t>Machine Learning</w:t>
                   </w:r>
-                  <w:r>
-                    <w:rPr>
-                      <w:bCs/>
-                      <w:color w:val="2E74B5" w:themeColor="accent1" w:themeShade="BF"/>
-                    </w:rPr>
-                    <w:t xml:space="preserve">, </w:t>
-                  </w:r>
-                  <w:r>
-                    <w:rPr>
-                      <w:bCs/>
-                      <w:color w:val="2E74B5" w:themeColor="accent1" w:themeShade="BF"/>
-                    </w:rPr>
-                    <w:t>Database Services</w:t>
-                  </w:r>
                 </w:p>
               </w:tc>
             </w:tr>
@@ -905,6 +891,12 @@
                 <w:bCs/>
               </w:rPr>
               <w:t xml:space="preserve"> to ensure that every member has a task and meets the deadline. He oversaw the Frontend Dashboard and Notification Service</w:t>
+            </w:r>
+            <w:r>
+              <w:rPr>
+                <w:bCs/>
+              </w:rPr>
+              <w:t>.</w:t>
             </w:r>
           </w:p>
           <w:p>

--- a/EGT307_Contribution.docx
+++ b/EGT307_Contribution.docx
@@ -588,7 +588,35 @@
                       <w:bCs/>
                       <w:color w:val="2E74B5" w:themeColor="accent1" w:themeShade="BF"/>
                     </w:rPr>
-                    <w:t>, Research</w:t>
+                    <w:t xml:space="preserve">, </w:t>
+                  </w:r>
+                  <w:r>
+                    <w:rPr>
+                      <w:bCs/>
+                      <w:color w:val="2E74B5" w:themeColor="accent1" w:themeShade="BF"/>
+                    </w:rPr>
+                    <w:t xml:space="preserve">Sensor </w:t>
+                  </w:r>
+                  <w:r>
+                    <w:rPr>
+                      <w:bCs/>
+                      <w:color w:val="2E74B5" w:themeColor="accent1" w:themeShade="BF"/>
+                    </w:rPr>
+                    <w:t>Architecture</w:t>
+                  </w:r>
+                  <w:r>
+                    <w:rPr>
+                      <w:bCs/>
+                      <w:color w:val="2E74B5" w:themeColor="accent1" w:themeShade="BF"/>
+                    </w:rPr>
+                    <w:t xml:space="preserve">, </w:t>
+                  </w:r>
+                  <w:r>
+                    <w:rPr>
+                      <w:bCs/>
+                      <w:color w:val="2E74B5" w:themeColor="accent1" w:themeShade="BF"/>
+                    </w:rPr>
+                    <w:t>Documentation</w:t>
                   </w:r>
                 </w:p>
               </w:tc>
@@ -733,7 +761,21 @@
                       <w:bCs/>
                       <w:color w:val="2E74B5" w:themeColor="accent1" w:themeShade="BF"/>
                     </w:rPr>
-                    <w:t xml:space="preserve">Data Ingestion, </w:t>
+                    <w:t xml:space="preserve">Data </w:t>
+                  </w:r>
+                  <w:r>
+                    <w:rPr>
+                      <w:bCs/>
+                      <w:color w:val="2E74B5" w:themeColor="accent1" w:themeShade="BF"/>
+                    </w:rPr>
+                    <w:t>Ingestion, Database</w:t>
+                  </w:r>
+                  <w:r>
+                    <w:rPr>
+                      <w:bCs/>
+                      <w:color w:val="2E74B5" w:themeColor="accent1" w:themeShade="BF"/>
+                    </w:rPr>
+                    <w:t>, Machine Learning</w:t>
                   </w:r>
                 </w:p>
               </w:tc>
@@ -804,13 +846,6 @@
                       <w:color w:val="2E74B5" w:themeColor="accent1" w:themeShade="BF"/>
                     </w:rPr>
                   </w:pPr>
-                  <w:r>
-                    <w:rPr>
-                      <w:bCs/>
-                      <w:color w:val="2E74B5" w:themeColor="accent1" w:themeShade="BF"/>
-                    </w:rPr>
-                    <w:t>Machine Learning</w:t>
-                  </w:r>
                 </w:p>
               </w:tc>
             </w:tr>
@@ -876,21 +911,7 @@
               <w:rPr>
                 <w:bCs/>
               </w:rPr>
-              <w:t xml:space="preserve">Wei Guan is the group leader for this project. His responsibilities </w:t>
-            </w:r>
-            <w:proofErr w:type="gramStart"/>
-            <w:r>
-              <w:rPr>
-                <w:bCs/>
-              </w:rPr>
-              <w:t>is</w:t>
-            </w:r>
-            <w:proofErr w:type="gramEnd"/>
-            <w:r>
-              <w:rPr>
-                <w:bCs/>
-              </w:rPr>
-              <w:t xml:space="preserve"> to ensure that every member has a task and meets the deadline. He oversaw the Frontend Dashboard and Notification Service</w:t>
+              <w:t>Wei Guan is the group leader for this project. His responsibilities is to ensure that every member has a task and meets the deadline. He oversaw the Frontend Dashboard and Notification Service</w:t>
             </w:r>
             <w:r>
               <w:rPr>
@@ -925,39 +946,6 @@
                 <w:bCs/>
               </w:rPr>
             </w:pPr>
-          </w:p>
-          <w:p>
-            <w:pPr>
-              <w:rPr>
-                <w:bCs/>
-              </w:rPr>
-            </w:pPr>
-            <w:r>
-              <w:rPr>
-                <w:bCs/>
-              </w:rPr>
-              <w:t>Derek oversaw the Machine Learning, ensuring that the data is cleaned and the model is trained.</w:t>
-            </w:r>
-          </w:p>
-          <w:p>
-            <w:pPr>
-              <w:rPr>
-                <w:bCs/>
-              </w:rPr>
-            </w:pPr>
-          </w:p>
-          <w:p>
-            <w:pPr>
-              <w:rPr>
-                <w:bCs/>
-              </w:rPr>
-            </w:pPr>
-            <w:r>
-              <w:rPr>
-                <w:bCs/>
-              </w:rPr>
-              <w:t>Louis oversaw the Data Ingestion and Database setup, ensuring that the data are transferred for analysis.</w:t>
-            </w:r>
           </w:p>
           <w:p>
             <w:pPr>
@@ -3033,7 +3021,6 @@
   <w:style w:type="character" w:default="1" w:styleId="DefaultParagraphFont">
     <w:name w:val="Default Paragraph Font"/>
     <w:uiPriority w:val="1"/>
-    <w:semiHidden/>
     <w:unhideWhenUsed/>
   </w:style>
   <w:style w:type="table" w:default="1" w:styleId="TableNormal">

--- a/EGT307_Contribution.docx
+++ b/EGT307_Contribution.docx
@@ -249,6 +249,12 @@
                 <w:lang w:val="en-US"/>
               </w:rPr>
             </w:pPr>
+            <w:r>
+              <w:rPr>
+                <w:lang w:val="en-US"/>
+              </w:rPr>
+              <w:t xml:space="preserve">Environmental </w:t>
+            </w:r>
           </w:p>
         </w:tc>
       </w:tr>
@@ -792,20 +798,6 @@
                       <w:color w:val="2E74B5" w:themeColor="accent1" w:themeShade="BF"/>
                     </w:rPr>
                   </w:pPr>
-                  <w:r>
-                    <w:rPr>
-                      <w:bCs/>
-                      <w:color w:val="2E74B5" w:themeColor="accent1" w:themeShade="BF"/>
-                    </w:rPr>
-                    <w:t>L</w:t>
-                  </w:r>
-                  <w:r>
-                    <w:rPr>
-                      <w:bCs/>
-                      <w:color w:val="2E74B5" w:themeColor="accent1" w:themeShade="BF"/>
-                    </w:rPr>
-                    <w:t>OUIS</w:t>
-                  </w:r>
                 </w:p>
               </w:tc>
               <w:tc>
@@ -819,20 +811,6 @@
                       <w:color w:val="2E74B5" w:themeColor="accent1" w:themeShade="BF"/>
                     </w:rPr>
                   </w:pPr>
-                  <w:r>
-                    <w:rPr>
-                      <w:bCs/>
-                      <w:color w:val="2E74B5" w:themeColor="accent1" w:themeShade="BF"/>
-                    </w:rPr>
-                    <w:t>@</w:t>
-                  </w:r>
-                  <w:r>
-                    <w:rPr>
-                      <w:bCs/>
-                      <w:color w:val="2E74B5" w:themeColor="accent1" w:themeShade="BF"/>
-                    </w:rPr>
-                    <w:t>231783n</w:t>
-                  </w:r>
                 </w:p>
               </w:tc>
               <w:tc>
@@ -911,7 +889,21 @@
               <w:rPr>
                 <w:bCs/>
               </w:rPr>
-              <w:t>Wei Guan is the group leader for this project. His responsibilities is to ensure that every member has a task and meets the deadline. He oversaw the Frontend Dashboard and Notification Service</w:t>
+              <w:t xml:space="preserve">Wei Guan is the group leader for this project. His responsibilities </w:t>
+            </w:r>
+            <w:proofErr w:type="gramStart"/>
+            <w:r>
+              <w:rPr>
+                <w:bCs/>
+              </w:rPr>
+              <w:t>is</w:t>
+            </w:r>
+            <w:proofErr w:type="gramEnd"/>
+            <w:r>
+              <w:rPr>
+                <w:bCs/>
+              </w:rPr>
+              <w:t xml:space="preserve"> to ensure that every member has a task and meets the deadline. He oversaw the Frontend Dashboard and Notification Service</w:t>
             </w:r>
             <w:r>
               <w:rPr>
@@ -3021,6 +3013,7 @@
   <w:style w:type="character" w:default="1" w:styleId="DefaultParagraphFont">
     <w:name w:val="Default Paragraph Font"/>
     <w:uiPriority w:val="1"/>
+    <w:semiHidden/>
     <w:unhideWhenUsed/>
   </w:style>
   <w:style w:type="table" w:default="1" w:styleId="TableNormal">

--- a/EGT307_Contribution.docx
+++ b/EGT307_Contribution.docx
@@ -956,6 +956,14 @@
                 <w:lang w:val="en-US"/>
               </w:rPr>
             </w:pPr>
+            <w:r>
+              <w:rPr>
+                <w:bCs/>
+                <w:color w:val="000000" w:themeColor="text1"/>
+                <w:lang w:val="en-US"/>
+              </w:rPr>
+              <w:t>Derek oversaw the data ingestion, database and machines Learning</w:t>
+            </w:r>
           </w:p>
           <w:p>
             <w:pPr>
@@ -3013,7 +3021,6 @@
   <w:style w:type="character" w:default="1" w:styleId="DefaultParagraphFont">
     <w:name w:val="Default Paragraph Font"/>
     <w:uiPriority w:val="1"/>
-    <w:semiHidden/>
     <w:unhideWhenUsed/>
   </w:style>
   <w:style w:type="table" w:default="1" w:styleId="TableNormal">

--- a/EGT307_Contribution.docx
+++ b/EGT307_Contribution.docx
@@ -889,55 +889,28 @@
               <w:rPr>
                 <w:bCs/>
               </w:rPr>
-              <w:t xml:space="preserve">Wei Guan is the group leader for this project. His responsibilities </w:t>
+              <w:t>Wei Guan served as the team leader and was responsible for coordinating the project, assigning tasks, and ensuring that project milestones were completed on time. He developed the Frontend Dashboard for displaying real-time sensor data, AI predictions, and notifications. He also implemented the Notification Service, which sends Telegram alerts when abnormal environmental conditions are detected. In addition, he developed the Sensor Architecture to simulate IoT sensors by replaying the environmental dataset and contributed to writing and organising the project documentation.</w:t>
             </w:r>
-            <w:proofErr w:type="gramStart"/>
+          </w:p>
+          <w:p>
+            <w:pPr>
+              <w:rPr>
+                <w:bCs/>
+              </w:rPr>
+            </w:pPr>
+          </w:p>
+          <w:p>
+            <w:pPr>
+              <w:rPr>
+                <w:bCs/>
+              </w:rPr>
+            </w:pPr>
             <w:r>
               <w:rPr>
                 <w:bCs/>
               </w:rPr>
-              <w:t>is</w:t>
+              <w:t>Shun Wei developed the Backend API, which acts as the communication layer between the microservices. He was also responsible for containerising the application using Docker and deploying the services with Kubernetes. In addition, he contributed to the system design by proposing the use of separate Notification and Data Ingestion microservices to improve modularity and scalability.</w:t>
             </w:r>
-            <w:proofErr w:type="gramEnd"/>
-            <w:r>
-              <w:rPr>
-                <w:bCs/>
-              </w:rPr>
-              <w:t xml:space="preserve"> to ensure that every member has a task and meets the deadline. He oversaw the Frontend Dashboard and Notification Service</w:t>
-            </w:r>
-            <w:r>
-              <w:rPr>
-                <w:bCs/>
-              </w:rPr>
-              <w:t>.</w:t>
-            </w:r>
-          </w:p>
-          <w:p>
-            <w:pPr>
-              <w:rPr>
-                <w:bCs/>
-              </w:rPr>
-            </w:pPr>
-          </w:p>
-          <w:p>
-            <w:pPr>
-              <w:rPr>
-                <w:bCs/>
-              </w:rPr>
-            </w:pPr>
-            <w:r>
-              <w:rPr>
-                <w:bCs/>
-              </w:rPr>
-              <w:t>Shun Wei oversaw the Backend API. Aside from his microservices, he suggested the notification and Ingestion as microservice.</w:t>
-            </w:r>
-          </w:p>
-          <w:p>
-            <w:pPr>
-              <w:rPr>
-                <w:bCs/>
-              </w:rPr>
-            </w:pPr>
           </w:p>
           <w:p>
             <w:pPr>
@@ -960,64 +933,9 @@
               <w:rPr>
                 <w:bCs/>
                 <w:color w:val="000000" w:themeColor="text1"/>
-                <w:lang w:val="en-US"/>
-              </w:rPr>
-              <w:t>Derek oversaw the data ingestion, database and machines Learning</w:t>
+              </w:rPr>
+              <w:t>Derek developed the Data Ingestion Service to receive, validate, and process sensor data before storing it in the database. He also implemented the database for storing environmental readings and prediction results. In addition, he developed the Machine Learning Service, which analyses sensor data to detect abnormal environmental conditions and generate prediction results.</w:t>
             </w:r>
-          </w:p>
-          <w:p>
-            <w:pPr>
-              <w:rPr>
-                <w:bCs/>
-                <w:color w:val="000000" w:themeColor="text1"/>
-                <w:lang w:val="en-US"/>
-              </w:rPr>
-            </w:pPr>
-          </w:p>
-          <w:p>
-            <w:pPr>
-              <w:rPr>
-                <w:bCs/>
-                <w:color w:val="000000" w:themeColor="text1"/>
-                <w:lang w:val="en-US"/>
-              </w:rPr>
-            </w:pPr>
-          </w:p>
-          <w:p>
-            <w:pPr>
-              <w:rPr>
-                <w:bCs/>
-                <w:color w:val="000000" w:themeColor="text1"/>
-                <w:lang w:val="en-US"/>
-              </w:rPr>
-            </w:pPr>
-          </w:p>
-          <w:p>
-            <w:pPr>
-              <w:rPr>
-                <w:bCs/>
-                <w:color w:val="000000" w:themeColor="text1"/>
-                <w:lang w:val="en-US"/>
-              </w:rPr>
-            </w:pPr>
-          </w:p>
-          <w:p>
-            <w:pPr>
-              <w:rPr>
-                <w:bCs/>
-                <w:color w:val="000000" w:themeColor="text1"/>
-                <w:lang w:val="en-US"/>
-              </w:rPr>
-            </w:pPr>
-          </w:p>
-          <w:p>
-            <w:pPr>
-              <w:rPr>
-                <w:bCs/>
-                <w:color w:val="000000" w:themeColor="text1"/>
-                <w:lang w:val="en-US"/>
-              </w:rPr>
-            </w:pPr>
           </w:p>
           <w:p>
             <w:pPr>

--- a/EGT307_Contribution.docx
+++ b/EGT307_Contribution.docx
@@ -610,20 +610,6 @@
                     </w:rPr>
                     <w:t>Architecture</w:t>
                   </w:r>
-                  <w:r>
-                    <w:rPr>
-                      <w:bCs/>
-                      <w:color w:val="2E74B5" w:themeColor="accent1" w:themeShade="BF"/>
-                    </w:rPr>
-                    <w:t xml:space="preserve">, </w:t>
-                  </w:r>
-                  <w:r>
-                    <w:rPr>
-                      <w:bCs/>
-                      <w:color w:val="2E74B5" w:themeColor="accent1" w:themeShade="BF"/>
-                    </w:rPr>
-                    <w:t>Documentation</w:t>
-                  </w:r>
                 </w:p>
               </w:tc>
             </w:tr>
@@ -889,7 +875,13 @@
               <w:rPr>
                 <w:bCs/>
               </w:rPr>
-              <w:t>Wei Guan served as the team leader and was responsible for coordinating the project, assigning tasks, and ensuring that project milestones were completed on time. He developed the Frontend Dashboard for displaying real-time sensor data, AI predictions, and notifications. He also implemented the Notification Service, which sends Telegram alerts when abnormal environmental conditions are detected. In addition, he developed the Sensor Architecture to simulate IoT sensors by replaying the environmental dataset and contributed to writing and organising the project documentation.</w:t>
+              <w:t>Wei Guan served as the team leader and was responsible for coordinating the project, assigning tasks, and ensuring that project milestones were completed on time. He developed the Frontend Dashboard for displaying real-time sensor data, AI predictions, and notifications. He also implemented the Notification Service, which sends Telegram alerts when abnormal environmental conditions are detected. In addition, he developed the Sensor Architecture to simulate IoT sensors by replaying the environmental dataset</w:t>
+            </w:r>
+            <w:r>
+              <w:rPr>
+                <w:bCs/>
+              </w:rPr>
+              <w:t>.</w:t>
             </w:r>
           </w:p>
           <w:p>
@@ -1152,6 +1144,15 @@
                 <w:color w:val="2E74B5" w:themeColor="accent1" w:themeShade="BF"/>
               </w:rPr>
             </w:pPr>
+            <w:r>
+              <w:rPr>
+                <w:bCs/>
+                <w:i/>
+                <w:iCs/>
+                <w:color w:val="2E74B5" w:themeColor="accent1" w:themeShade="BF"/>
+              </w:rPr>
+              <w:t>Shun Wei</w:t>
+            </w:r>
           </w:p>
         </w:tc>
         <w:tc>
@@ -1167,6 +1168,15 @@
                 <w:color w:val="2E74B5" w:themeColor="accent1" w:themeShade="BF"/>
               </w:rPr>
             </w:pPr>
+            <w:r>
+              <w:rPr>
+                <w:bCs/>
+                <w:i/>
+                <w:iCs/>
+                <w:color w:val="2E74B5" w:themeColor="accent1" w:themeShade="BF"/>
+              </w:rPr>
+              <w:t>Documentation and Code Quality</w:t>
+            </w:r>
           </w:p>
         </w:tc>
         <w:tc>
@@ -1182,6 +1192,35 @@
                 <w:color w:val="2E74B5" w:themeColor="accent1" w:themeShade="BF"/>
               </w:rPr>
             </w:pPr>
+            <w:r>
+              <w:rPr>
+                <w:bCs/>
+                <w:i/>
+                <w:iCs/>
+                <w:color w:val="2E74B5" w:themeColor="accent1" w:themeShade="BF"/>
+              </w:rPr>
+              <w:t xml:space="preserve">Aside from microservices, he has also documented the instructions for the entire code system. He has also </w:t>
+            </w:r>
+            <w:proofErr w:type="gramStart"/>
+            <w:r>
+              <w:rPr>
+                <w:bCs/>
+                <w:i/>
+                <w:iCs/>
+                <w:color w:val="2E74B5" w:themeColor="accent1" w:themeShade="BF"/>
+              </w:rPr>
+              <w:t>ensure</w:t>
+            </w:r>
+            <w:proofErr w:type="gramEnd"/>
+            <w:r>
+              <w:rPr>
+                <w:bCs/>
+                <w:i/>
+                <w:iCs/>
+                <w:color w:val="2E74B5" w:themeColor="accent1" w:themeShade="BF"/>
+              </w:rPr>
+              <w:t xml:space="preserve"> that the entire system is functional.</w:t>
+            </w:r>
           </w:p>
         </w:tc>
       </w:tr>
@@ -1199,6 +1238,15 @@
                 <w:color w:val="2E74B5" w:themeColor="accent1" w:themeShade="BF"/>
               </w:rPr>
             </w:pPr>
+            <w:r>
+              <w:rPr>
+                <w:bCs/>
+                <w:i/>
+                <w:iCs/>
+                <w:color w:val="2E74B5" w:themeColor="accent1" w:themeShade="BF"/>
+              </w:rPr>
+              <w:t>Derek</w:t>
+            </w:r>
           </w:p>
         </w:tc>
         <w:tc>
@@ -1214,6 +1262,15 @@
                 <w:color w:val="2E74B5" w:themeColor="accent1" w:themeShade="BF"/>
               </w:rPr>
             </w:pPr>
+            <w:r>
+              <w:rPr>
+                <w:bCs/>
+                <w:i/>
+                <w:iCs/>
+                <w:color w:val="2E74B5" w:themeColor="accent1" w:themeShade="BF"/>
+              </w:rPr>
+              <w:t>Machine Learning</w:t>
+            </w:r>
           </w:p>
         </w:tc>
         <w:tc>
@@ -1229,6 +1286,55 @@
                 <w:color w:val="2E74B5" w:themeColor="accent1" w:themeShade="BF"/>
               </w:rPr>
             </w:pPr>
+            <w:r>
+              <w:rPr>
+                <w:bCs/>
+                <w:i/>
+                <w:iCs/>
+                <w:color w:val="2E74B5" w:themeColor="accent1" w:themeShade="BF"/>
+              </w:rPr>
+              <w:t xml:space="preserve">Initially there was 4 members in our team, but one of the </w:t>
+            </w:r>
+            <w:proofErr w:type="gramStart"/>
+            <w:r>
+              <w:rPr>
+                <w:bCs/>
+                <w:i/>
+                <w:iCs/>
+                <w:color w:val="2E74B5" w:themeColor="accent1" w:themeShade="BF"/>
+              </w:rPr>
+              <w:t>member</w:t>
+            </w:r>
+            <w:proofErr w:type="gramEnd"/>
+            <w:r>
+              <w:rPr>
+                <w:bCs/>
+                <w:i/>
+                <w:iCs/>
+                <w:color w:val="2E74B5" w:themeColor="accent1" w:themeShade="BF"/>
+              </w:rPr>
+              <w:t xml:space="preserve"> was kicked out due to unwillingness to participate. Derek </w:t>
+            </w:r>
+            <w:proofErr w:type="gramStart"/>
+            <w:r>
+              <w:rPr>
+                <w:bCs/>
+                <w:i/>
+                <w:iCs/>
+                <w:color w:val="2E74B5" w:themeColor="accent1" w:themeShade="BF"/>
+              </w:rPr>
+              <w:t>step</w:t>
+            </w:r>
+            <w:proofErr w:type="gramEnd"/>
+            <w:r>
+              <w:rPr>
+                <w:bCs/>
+                <w:i/>
+                <w:iCs/>
+                <w:color w:val="2E74B5" w:themeColor="accent1" w:themeShade="BF"/>
+              </w:rPr>
+              <w:t xml:space="preserve"> up to take his work.</w:t>
+            </w:r>
           </w:p>
         </w:tc>
       </w:tr>
@@ -2939,6 +3045,7 @@
   <w:style w:type="character" w:default="1" w:styleId="DefaultParagraphFont">
     <w:name w:val="Default Paragraph Font"/>
     <w:uiPriority w:val="1"/>
+    <w:semiHidden/>
     <w:unhideWhenUsed/>
   </w:style>
   <w:style w:type="table" w:default="1" w:styleId="TableNormal">

--- a/EGT307_Contribution.docx
+++ b/EGT307_Contribution.docx
@@ -249,12 +249,11 @@
                 <w:lang w:val="en-US"/>
               </w:rPr>
             </w:pPr>
+            <w:proofErr w:type="spellStart"/>
             <w:r>
-              <w:rPr>
-                <w:lang w:val="en-US"/>
-              </w:rPr>
-              <w:t xml:space="preserve">Environmental </w:t>
+              <w:t>EnviroSense</w:t>
             </w:r>
+            <w:proofErr w:type="spellEnd"/>
           </w:p>
         </w:tc>
       </w:tr>
@@ -3045,7 +3044,6 @@
   <w:style w:type="character" w:default="1" w:styleId="DefaultParagraphFont">
     <w:name w:val="Default Paragraph Font"/>
     <w:uiPriority w:val="1"/>
-    <w:semiHidden/>
     <w:unhideWhenUsed/>
   </w:style>
   <w:style w:type="table" w:default="1" w:styleId="TableNormal">

--- a/EGT307_Contribution.docx
+++ b/EGT307_Contribution.docx
@@ -945,60 +945,13 @@
                 <w:lang w:val="en-US"/>
               </w:rPr>
             </w:pPr>
-          </w:p>
-          <w:p>
-            <w:pPr>
+            <w:r>
               <w:rPr>
                 <w:bCs/>
                 <w:color w:val="000000" w:themeColor="text1"/>
-                <w:lang w:val="en-US"/>
-              </w:rPr>
-            </w:pPr>
-          </w:p>
-          <w:p>
-            <w:pPr>
-              <w:rPr>
-                <w:bCs/>
-                <w:color w:val="000000" w:themeColor="text1"/>
-                <w:lang w:val="en-US"/>
-              </w:rPr>
-            </w:pPr>
-          </w:p>
-          <w:p>
-            <w:pPr>
-              <w:rPr>
-                <w:bCs/>
-                <w:color w:val="000000" w:themeColor="text1"/>
-                <w:lang w:val="en-US"/>
-              </w:rPr>
-            </w:pPr>
-          </w:p>
-          <w:p>
-            <w:pPr>
-              <w:rPr>
-                <w:bCs/>
-                <w:color w:val="000000" w:themeColor="text1"/>
-                <w:lang w:val="en-US"/>
-              </w:rPr>
-            </w:pPr>
-          </w:p>
-          <w:p>
-            <w:pPr>
-              <w:rPr>
-                <w:bCs/>
-                <w:color w:val="000000" w:themeColor="text1"/>
-                <w:lang w:val="en-US"/>
-              </w:rPr>
-            </w:pPr>
-          </w:p>
-          <w:p>
-            <w:pPr>
-              <w:rPr>
-                <w:bCs/>
-                <w:color w:val="000000" w:themeColor="text1"/>
-                <w:lang w:val="en-US"/>
-              </w:rPr>
-            </w:pPr>
+              </w:rPr>
+              <w:t>The overall workload was distributed evenly among the three team members. Wei Guan focused on the Frontend Dashboard, Notification Service, and Sensor Architecture, while Shun Wei handled the Backend API, Docker, Kubernetes, and code quality. Derek worked on the Data Ingestion Service, Database, and Machine Learning Service. Each member had different areas of responsibility, the workload was balanced, with all members contributing to the development, testing, integration, and completion of the overall system. The team also supported one another when needed to ensure that all project components were completed successfully and on time.</w:t>
+            </w:r>
           </w:p>
           <w:p>
             <w:pPr>
@@ -1198,27 +1151,7 @@
                 <w:iCs/>
                 <w:color w:val="2E74B5" w:themeColor="accent1" w:themeShade="BF"/>
               </w:rPr>
-              <w:t xml:space="preserve">Aside from microservices, he has also documented the instructions for the entire code system. He has also </w:t>
-            </w:r>
-            <w:proofErr w:type="gramStart"/>
-            <w:r>
-              <w:rPr>
-                <w:bCs/>
-                <w:i/>
-                <w:iCs/>
-                <w:color w:val="2E74B5" w:themeColor="accent1" w:themeShade="BF"/>
-              </w:rPr>
-              <w:t>ensure</w:t>
-            </w:r>
-            <w:proofErr w:type="gramEnd"/>
-            <w:r>
-              <w:rPr>
-                <w:bCs/>
-                <w:i/>
-                <w:iCs/>
-                <w:color w:val="2E74B5" w:themeColor="accent1" w:themeShade="BF"/>
-              </w:rPr>
-              <w:t xml:space="preserve"> that the entire system is functional.</w:t>
+              <w:t>Aside from microservices, he has also documented the instructions for the entire code system. He has also ensure that the entire system is functional.</w:t>
             </w:r>
           </w:p>
         </w:tc>
@@ -1292,47 +1225,7 @@
                 <w:iCs/>
                 <w:color w:val="2E74B5" w:themeColor="accent1" w:themeShade="BF"/>
               </w:rPr>
-              <w:t xml:space="preserve">Initially there was 4 members in our team, but one of the </w:t>
-            </w:r>
-            <w:proofErr w:type="gramStart"/>
-            <w:r>
-              <w:rPr>
-                <w:bCs/>
-                <w:i/>
-                <w:iCs/>
-                <w:color w:val="2E74B5" w:themeColor="accent1" w:themeShade="BF"/>
-              </w:rPr>
-              <w:t>member</w:t>
-            </w:r>
-            <w:proofErr w:type="gramEnd"/>
-            <w:r>
-              <w:rPr>
-                <w:bCs/>
-                <w:i/>
-                <w:iCs/>
-                <w:color w:val="2E74B5" w:themeColor="accent1" w:themeShade="BF"/>
-              </w:rPr>
-              <w:t xml:space="preserve"> was kicked out due to unwillingness to participate. Derek </w:t>
-            </w:r>
-            <w:proofErr w:type="gramStart"/>
-            <w:r>
-              <w:rPr>
-                <w:bCs/>
-                <w:i/>
-                <w:iCs/>
-                <w:color w:val="2E74B5" w:themeColor="accent1" w:themeShade="BF"/>
-              </w:rPr>
-              <w:t>step</w:t>
-            </w:r>
-            <w:proofErr w:type="gramEnd"/>
-            <w:r>
-              <w:rPr>
-                <w:bCs/>
-                <w:i/>
-                <w:iCs/>
-                <w:color w:val="2E74B5" w:themeColor="accent1" w:themeShade="BF"/>
-              </w:rPr>
-              <w:t xml:space="preserve"> up to take his work.</w:t>
+              <w:t>Initially there was 4 members in our team, but one of the member was kicked out due to unwillingness to participate. Derek step up to take his work.</w:t>
             </w:r>
           </w:p>
         </w:tc>

--- a/EGT307_Contribution.docx
+++ b/EGT307_Contribution.docx
@@ -950,7 +950,58 @@
                 <w:bCs/>
                 <w:color w:val="000000" w:themeColor="text1"/>
               </w:rPr>
-              <w:t>The overall workload was distributed evenly among the three team members. Wei Guan focused on the Frontend Dashboard, Notification Service, and Sensor Architecture, while Shun Wei handled the Backend API, Docker, Kubernetes, and code quality. Derek worked on the Data Ingestion Service, Database, and Machine Learning Service. Each member had different areas of responsibility, the workload was balanced, with all members contributing to the development, testing, integration, and completion of the overall system. The team also supported one another when needed to ensure that all project components were completed successfully and on time.</w:t>
+              <w:t xml:space="preserve">The overall workload was distributed evenly among the three team members. Wei Guan focused on the Frontend Dashboard, Notification Service and Sensor Architecture, while Shun Wei handled the Backend API, Docker, Kubernetes, and </w:t>
+            </w:r>
+            <w:r>
+              <w:rPr>
+                <w:bCs/>
+                <w:color w:val="000000" w:themeColor="text1"/>
+              </w:rPr>
+              <w:t>C</w:t>
+            </w:r>
+            <w:r>
+              <w:rPr>
+                <w:bCs/>
+                <w:color w:val="000000" w:themeColor="text1"/>
+              </w:rPr>
+              <w:t xml:space="preserve">ode </w:t>
+            </w:r>
+            <w:r>
+              <w:rPr>
+                <w:bCs/>
+                <w:color w:val="000000" w:themeColor="text1"/>
+              </w:rPr>
+              <w:t>Q</w:t>
+            </w:r>
+            <w:r>
+              <w:rPr>
+                <w:bCs/>
+                <w:color w:val="000000" w:themeColor="text1"/>
+              </w:rPr>
+              <w:t xml:space="preserve">uality. Derek worked on the Data Ingestion Service, Database and Machine Learning Service. Each member had different areas of responsibility, the workload was </w:t>
+            </w:r>
+            <w:proofErr w:type="gramStart"/>
+            <w:r>
+              <w:rPr>
+                <w:bCs/>
+                <w:color w:val="000000" w:themeColor="text1"/>
+              </w:rPr>
+              <w:t xml:space="preserve">fairly </w:t>
+            </w:r>
+            <w:r>
+              <w:rPr>
+                <w:bCs/>
+                <w:color w:val="000000" w:themeColor="text1"/>
+              </w:rPr>
+              <w:t>balanced</w:t>
+            </w:r>
+            <w:proofErr w:type="gramEnd"/>
+            <w:r>
+              <w:rPr>
+                <w:bCs/>
+                <w:color w:val="000000" w:themeColor="text1"/>
+              </w:rPr>
+              <w:t>, with all members contributing to the development, testing, integration, and completion of the overall system. The team also supported one another when needed to ensure that all project components were completed successfully and on time.</w:t>
             </w:r>
           </w:p>
           <w:p>
@@ -1151,7 +1202,27 @@
                 <w:iCs/>
                 <w:color w:val="2E74B5" w:themeColor="accent1" w:themeShade="BF"/>
               </w:rPr>
-              <w:t>Aside from microservices, he has also documented the instructions for the entire code system. He has also ensure that the entire system is functional.</w:t>
+              <w:t xml:space="preserve">Aside from microservices, he has also documented the instructions for the entire code system. He has also </w:t>
+            </w:r>
+            <w:proofErr w:type="gramStart"/>
+            <w:r>
+              <w:rPr>
+                <w:bCs/>
+                <w:i/>
+                <w:iCs/>
+                <w:color w:val="2E74B5" w:themeColor="accent1" w:themeShade="BF"/>
+              </w:rPr>
+              <w:t>ensure</w:t>
+            </w:r>
+            <w:proofErr w:type="gramEnd"/>
+            <w:r>
+              <w:rPr>
+                <w:bCs/>
+                <w:i/>
+                <w:iCs/>
+                <w:color w:val="2E74B5" w:themeColor="accent1" w:themeShade="BF"/>
+              </w:rPr>
+              <w:t xml:space="preserve"> that the entire system is functional.</w:t>
             </w:r>
           </w:p>
         </w:tc>
@@ -1225,7 +1296,43 @@
                 <w:iCs/>
                 <w:color w:val="2E74B5" w:themeColor="accent1" w:themeShade="BF"/>
               </w:rPr>
-              <w:t>Initially there was 4 members in our team, but one of the member was kicked out due to unwillingness to participate. Derek step up to take his work.</w:t>
+              <w:t xml:space="preserve">Initially there was 4 members in our team, but one of the </w:t>
+            </w:r>
+            <w:r>
+              <w:rPr>
+                <w:bCs/>
+                <w:i/>
+                <w:iCs/>
+                <w:color w:val="2E74B5" w:themeColor="accent1" w:themeShade="BF"/>
+              </w:rPr>
+              <w:t xml:space="preserve">members </w:t>
+            </w:r>
+            <w:r>
+              <w:rPr>
+                <w:bCs/>
+                <w:i/>
+                <w:iCs/>
+                <w:color w:val="2E74B5" w:themeColor="accent1" w:themeShade="BF"/>
+              </w:rPr>
+              <w:t>was kicked out due to unwillingness to participate. Derek step</w:t>
+            </w:r>
+            <w:r>
+              <w:rPr>
+                <w:bCs/>
+                <w:i/>
+                <w:iCs/>
+                <w:color w:val="2E74B5" w:themeColor="accent1" w:themeShade="BF"/>
+              </w:rPr>
+              <w:t>ped</w:t>
+            </w:r>
+            <w:r>
+              <w:rPr>
+                <w:bCs/>
+                <w:i/>
+                <w:iCs/>
+                <w:color w:val="2E74B5" w:themeColor="accent1" w:themeShade="BF"/>
+              </w:rPr>
+              <w:t xml:space="preserve"> up to take his work.</w:t>
             </w:r>
           </w:p>
         </w:tc>
@@ -2937,6 +3044,7 @@
   <w:style w:type="character" w:default="1" w:styleId="DefaultParagraphFont">
     <w:name w:val="Default Paragraph Font"/>
     <w:uiPriority w:val="1"/>
+    <w:semiHidden/>
     <w:unhideWhenUsed/>
   </w:style>
   <w:style w:type="table" w:default="1" w:styleId="TableNormal">
